--- a/docs/prd-docx-v2/品牌网页端/订单管理.docx
+++ b/docs/prd-docx-v2/品牌网页端/订单管理.docx
@@ -1442,7 +1442,7 @@
                 <w:rFonts w:ascii="宋体" w:hAnsi="宋体" w:eastAsia="宋体"/>
                 <w:sz w:val="21"/>
               </w:rPr>
-              <w:t>`mock-data.js`</w:t>
+              <w:t>原型数据</w:t>
             </w:r>
           </w:p>
         </w:tc>
@@ -1472,7 +1472,7 @@
                 <w:rFonts w:ascii="宋体" w:hAnsi="宋体" w:eastAsia="宋体"/>
                 <w:sz w:val="21"/>
               </w:rPr>
-              <w:t>`localStorage.getItem(SHIPMENT_KEY)`</w:t>
+              <w:t>`浏览器本地缓存.getItem(SHIPMENT_KEY)`</w:t>
             </w:r>
           </w:p>
         </w:tc>
@@ -1530,7 +1530,7 @@
                 <w:rFonts w:ascii="宋体" w:hAnsi="宋体" w:eastAsia="宋体"/>
                 <w:sz w:val="21"/>
               </w:rPr>
-              <w:t>`mock-data.js`</w:t>
+              <w:t>原型数据</w:t>
             </w:r>
           </w:p>
         </w:tc>
@@ -1560,7 +1560,7 @@
                 <w:rFonts w:ascii="宋体" w:hAnsi="宋体" w:eastAsia="宋体"/>
                 <w:sz w:val="21"/>
               </w:rPr>
-              <w:t>`order.quote`</w:t>
+              <w:t>业务数据</w:t>
             </w:r>
           </w:p>
         </w:tc>
@@ -1574,7 +1574,7 @@
                 <w:rFonts w:ascii="宋体" w:hAnsi="宋体" w:eastAsia="宋体"/>
                 <w:sz w:val="21"/>
               </w:rPr>
-              <w:t>`mock-data.js`</w:t>
+              <w:t>原型数据</w:t>
             </w:r>
           </w:p>
         </w:tc>
@@ -1618,7 +1618,7 @@
                 <w:rFonts w:ascii="宋体" w:hAnsi="宋体" w:eastAsia="宋体"/>
                 <w:sz w:val="21"/>
               </w:rPr>
-              <w:t>`brand-web.js`</w:t>
+              <w:t>页面逻辑</w:t>
             </w:r>
           </w:p>
         </w:tc>
@@ -1691,7 +1691,7 @@
           <w:rFonts w:ascii="宋体" w:hAnsi="宋体" w:eastAsia="宋体"/>
           <w:sz w:val="21"/>
         </w:rPr>
-        <w:t>- 已进入"待发货订单"tab。 - `mock-data.js` 中已定义订单数据，且存在属于当前品牌的未发货订单。</w:t>
+        <w:t>- 已进入"待发货订单"tab。 - `原型数据` 中已定义订单数据，且存在属于当前品牌的未发货订单。</w:t>
       </w:r>
     </w:p>
     <w:p>
@@ -1754,7 +1754,7 @@
           <w:rFonts w:ascii="宋体" w:hAnsi="宋体" w:eastAsia="宋体"/>
           <w:sz w:val="21"/>
         </w:rPr>
-        <w:t>- 订单列表由 `renderPending()` 调用 `renderShipmentForm()` 为每条订单生成表单。 - 空状态判断基于 `brandOrders().filter((item) =&gt; !isShipped(item))` 的结果。  ---</w:t>
+        <w:t>- 订单列表由 `页面渲染` 调用 `页面渲染` 为每条订单生成表单。 - 空状态判断基于 `brandOrders().filter((item) =&gt; !isShipped(item))` 的结果。  ---</w:t>
       </w:r>
     </w:p>
     <w:p>
@@ -1873,7 +1873,7 @@
           <w:rFonts w:ascii="宋体" w:hAnsi="宋体" w:eastAsia="宋体"/>
           <w:sz w:val="21"/>
         </w:rPr>
-        <w:t>- 物流单号默认值为 `SF${Date.now().toString().slice(-8)}`，仅作演示，实际应留空或按规则生成。 - 表单为原生 HTML `&lt;form&gt;`，每个表单带 `data-brand-ship-form` 和 `data-order-id` 属性。  ---</w:t>
+        <w:t>- 物流单号默认值为 `SF${Date.now().toString().slice(-8)}`，仅作演示，实际应留空或按规则生成。 - 表单为原生 HTML `页面元素`，每个表单带 `交互属性` 和 `交互属性` 属性。  ---</w:t>
       </w:r>
     </w:p>
     <w:p>
@@ -2069,7 +2069,7 @@
           <w:rFonts w:ascii="宋体" w:hAnsi="宋体" w:eastAsia="宋体"/>
           <w:sz w:val="21"/>
         </w:rPr>
-        <w:t>- 点击"确认发货"按钮后，表单提交事件被拦截（`event.preventDefault()`）。 - 从表单中提取：`carrier`、`trackingNo`、`remark`、`shippedAt`（当前时间）。 - 将发货记录写入 `localStorage` 的 `mockBrandShipments` 键中。 - 若同一订单已有发货记录，覆盖更新。 - 设置反馈消息：`{orderId} 已确认发货，物流单号 {trackingNo}。` - 自动切换至"已发货订单"tab。</w:t>
+        <w:t>- 点击"确认发货"按钮后，表单提交事件被拦截（`event.preventDefault()`）。 - 从表单中提取：`carrier`、`trackingNo`、`remark`、`shippedAt`（当前时间）。 - 将发货记录写入 `浏览器本地缓存` 的 `mockBrandShipments` 键中。 - 若同一订单已有发货记录，覆盖更新。 - 设置反馈消息：`{orderId} 已确认发货，物流单号 {trackingNo}。` - 自动切换至"已发货订单"tab。</w:t>
       </w:r>
     </w:p>
     <w:p>
@@ -2090,7 +2090,7 @@
           <w:rFonts w:ascii="宋体" w:hAnsi="宋体" w:eastAsia="宋体"/>
           <w:sz w:val="21"/>
         </w:rPr>
-        <w:t>- 发货记录持久化到 `localStorage`。 - 订单状态在内存中更新为"已发货"。 - 页面跳转至已发货订单列表，运营人员可查看发货结果。</w:t>
+        <w:t>- 发货记录持久化到 `浏览器本地缓存`。 - 订单状态在内存中更新为"已发货"。 - 页面跳转至已发货订单列表，运营人员可查看发货结果。</w:t>
       </w:r>
     </w:p>
     <w:p>
@@ -2111,7 +2111,7 @@
           <w:rFonts w:ascii="宋体" w:hAnsi="宋体" w:eastAsia="宋体"/>
           <w:sz w:val="21"/>
         </w:rPr>
-        <w:t>- 发货记录以数组形式存储在 `localStorage`，结构为 `{ orderId, carrier, trackingNo, remark, shippedAt }`。 - 实际生产环境应调用后端发货接口，并异步同步物流轨迹。  ---</w:t>
+        <w:t>- 发货记录以数组形式存储在 `浏览器本地缓存`，结构为 `{ orderId, carrier, trackingNo, remark, shippedAt }`。 - 实际生产环境应调用后端发货接口，并异步同步物流轨迹。  ---</w:t>
       </w:r>
     </w:p>
     <w:p>
@@ -2230,7 +2230,7 @@
           <w:rFonts w:ascii="宋体" w:hAnsi="宋体" w:eastAsia="宋体"/>
           <w:sz w:val="21"/>
         </w:rPr>
-        <w:t>- 该函数被 `renderDashboard()` 和 `renderShipped()` 复用。 - 第二个参数 `shipped` 控制空状态文案和列展示逻辑。  ---</w:t>
+        <w:t>- 该函数被 `页面渲染` 和 `页面渲染` 复用。 - 第二个参数 `shipped` 控制空状态文案和列展示逻辑。  ---</w:t>
       </w:r>
     </w:p>
     <w:sectPr>
